--- a/docs/pack-commercial/ENTRETIEN-COLLABORATION_secretaire.docx
+++ b/docs/pack-commercial/ENTRETIEN-COLLABORATION_secretaire.docx
@@ -25,7 +25,7 @@
           <w:color w:val="7C3AED"/>
           <w:sz w:val="40"/>
         </w:rPr>
-        <w:t>Entretien de collaboration — Secrétaire</w:t>
+        <w:t>Entretien de collaboration — Chargé de mission</w:t>
       </w:r>
     </w:p>
     <w:p>
@@ -37,7 +37,7 @@
           <w:color w:val="6B6685"/>
           <w:sz w:val="20"/>
         </w:rPr>
-        <w:t>Secrétariat externalisé des sinistres · IDEAFORMA · version 1.0 — août 2026</w:t>
+        <w:t>Adhésion Service externalisé des sinistres · IDEAFORMA · version 1.0 — août 2026</w:t>
       </w:r>
     </w:p>
     <w:p>
@@ -79,7 +79,7 @@
           <w:b w:val="0"/>
           <w:sz w:val="21"/>
         </w:rPr>
-        <w:t>IDEAFORMA édite My Easy Auto, l'application qui gère les dossiers de sinistres des carrossiers, et vend aux garages des formules « application + secrétariat » : STARTER (10 h/mois), CONFORT (20 h/mois), SÉRÉNITÉ (40 h/mois). Ce secrétariat, c'est vous : à distance, en toute indépendance, vous êtes l'assistante administrative d'un portefeuille de garages.</w:t>
+        <w:t>IDEAFORMA édite My Easy Auto, l'application qui gère les dossiers de sinistres des carrossiers, et vend aux garages des formules « application + Adhésion Service » : ADHÉSION SERVICE PLUS (10 h/mois), ADHÉSION SERVICE PREMIUM (20 h/mois), ADHÉSION SERVICE ULTIMATE (40 h/mois). Ce Adhésion Service, c'est vous : à distance, en toute indépendance, vous êtes l'assistante administrative d'un portefeuille de garages.</w:t>
       </w:r>
     </w:p>
     <w:tbl>
@@ -138,7 +138,7 @@
                 <w:b/>
                 <w:sz w:val="19"/>
               </w:rPr>
-              <w:t>Vous — la secrétaire</w:t>
+              <w:t>Vous — le chargé de mission</w:t>
             </w:r>
           </w:p>
         </w:tc>
@@ -581,7 +581,7 @@
                 <w:b/>
                 <w:sz w:val="19"/>
               </w:rPr>
-              <w:t>STARTER</w:t>
+              <w:t>ADHÉSION SERVICE PLUS</w:t>
             </w:r>
           </w:p>
         </w:tc>
@@ -624,7 +624,7 @@
                 <w:b/>
                 <w:sz w:val="19"/>
               </w:rPr>
-              <w:t>CONFORT</w:t>
+              <w:t>ADHÉSION SERVICE PREMIUM</w:t>
             </w:r>
           </w:p>
         </w:tc>
@@ -668,7 +668,7 @@
                 <w:b/>
                 <w:sz w:val="19"/>
               </w:rPr>
-              <w:t>SÉRÉNITÉ</w:t>
+              <w:t>ADHÉSION SERVICE ULTIMATE</w:t>
             </w:r>
           </w:p>
         </w:tc>
@@ -1000,7 +1000,7 @@
         <w:rPr>
           <w:sz w:val="21"/>
         </w:rPr>
-        <w:t>Date de la formation fixée (support : « Formation — Secrétaire »).</w:t>
+        <w:t>Date de la formation fixée (support : « Formation — Chargé de mission »).</w:t>
       </w:r>
     </w:p>
     <w:p>
@@ -1140,6 +1140,10 @@
       </w:r>
     </w:p>
     <w:sectPr>
+      <w:headerReference w:type="default" r:id="rId9"/>
+      <w:footerReference w:type="default" r:id="rId10"/>
+      <w:headerReference w:type="first" r:id="rId11"/>
+      <w:footerReference w:type="first" r:id="rId12"/>
       <w:pgSz w:w="12240" w:h="15840"/>
       <w:pgMar w:top="907" w:right="1020" w:bottom="850" w:left="1020" w:header="720" w:footer="720" w:gutter="0"/>
       <w:cols w:space="720"/>
@@ -1147,6 +1151,46 @@
     </w:sectPr>
   </w:body>
 </w:document>
+</file>
+
+<file path=word/footer1.xml><?xml version="1.0" encoding="utf-8"?>
+<w:ftr xmlns:m="http://schemas.openxmlformats.org/officeDocument/2006/math" xmlns:mc="http://schemas.openxmlformats.org/markup-compatibility/2006" xmlns:mo="http://schemas.microsoft.com/office/mac/office/2008/main" xmlns:mv="urn:schemas-microsoft-com:mac:vml" xmlns:o="urn:schemas-microsoft-com:office:office" xmlns:r="http://schemas.openxmlformats.org/officeDocument/2006/relationships" xmlns:v="urn:schemas-microsoft-com:vml" xmlns:w10="urn:schemas-microsoft-com:office:word" xmlns:w14="http://schemas.microsoft.com/office/word/2010/wordml" xmlns:w="http://schemas.openxmlformats.org/wordprocessingml/2006/main" xmlns:wne="http://schemas.microsoft.com/office/word/2006/wordml" xmlns:wp14="http://schemas.microsoft.com/office/word/2010/wordprocessingDrawing" xmlns:wp="http://schemas.openxmlformats.org/drawingml/2006/wordprocessingDrawing" xmlns:wpc="http://schemas.microsoft.com/office/word/2010/wordprocessingCanvas" xmlns:wpg="http://schemas.microsoft.com/office/word/2010/wordprocessingGroup" xmlns:wpi="http://schemas.microsoft.com/office/word/2010/wordprocessingInk" xmlns:wps="http://schemas.microsoft.com/office/word/2010/wordprocessingShape" mc:Ignorable="w14 wp14">
+  <w:p>
+    <w:pPr>
+      <w:pStyle w:val="Footer"/>
+    </w:pPr>
+  </w:p>
+</w:ftr>
+</file>
+
+<file path=word/footer2.xml><?xml version="1.0" encoding="utf-8"?>
+<w:ftr xmlns:m="http://schemas.openxmlformats.org/officeDocument/2006/math" xmlns:mc="http://schemas.openxmlformats.org/markup-compatibility/2006" xmlns:mo="http://schemas.microsoft.com/office/mac/office/2008/main" xmlns:mv="urn:schemas-microsoft-com:mac:vml" xmlns:o="urn:schemas-microsoft-com:office:office" xmlns:r="http://schemas.openxmlformats.org/officeDocument/2006/relationships" xmlns:v="urn:schemas-microsoft-com:vml" xmlns:w10="urn:schemas-microsoft-com:office:word" xmlns:w14="http://schemas.microsoft.com/office/word/2010/wordml" xmlns:w="http://schemas.openxmlformats.org/wordprocessingml/2006/main" xmlns:wne="http://schemas.microsoft.com/office/word/2006/wordml" xmlns:wp14="http://schemas.microsoft.com/office/word/2010/wordprocessingDrawing" xmlns:wp="http://schemas.openxmlformats.org/drawingml/2006/wordprocessingDrawing" xmlns:wpc="http://schemas.microsoft.com/office/word/2010/wordprocessingCanvas" xmlns:wpg="http://schemas.microsoft.com/office/word/2010/wordprocessingGroup" xmlns:wpi="http://schemas.microsoft.com/office/word/2010/wordprocessingInk" xmlns:wps="http://schemas.microsoft.com/office/word/2010/wordprocessingShape" mc:Ignorable="w14 wp14">
+  <w:p>
+    <w:pPr>
+      <w:pStyle w:val="Footer"/>
+    </w:pPr>
+  </w:p>
+</w:ftr>
+</file>
+
+<file path=word/header1.xml><?xml version="1.0" encoding="utf-8"?>
+<w:hdr xmlns:m="http://schemas.openxmlformats.org/officeDocument/2006/math" xmlns:mc="http://schemas.openxmlformats.org/markup-compatibility/2006" xmlns:mo="http://schemas.microsoft.com/office/mac/office/2008/main" xmlns:mv="urn:schemas-microsoft-com:mac:vml" xmlns:o="urn:schemas-microsoft-com:office:office" xmlns:r="http://schemas.openxmlformats.org/officeDocument/2006/relationships" xmlns:v="urn:schemas-microsoft-com:vml" xmlns:w10="urn:schemas-microsoft-com:office:word" xmlns:w14="http://schemas.microsoft.com/office/word/2010/wordml" xmlns:w="http://schemas.openxmlformats.org/wordprocessingml/2006/main" xmlns:wne="http://schemas.microsoft.com/office/word/2006/wordml" xmlns:wp14="http://schemas.microsoft.com/office/word/2010/wordprocessingDrawing" xmlns:wp="http://schemas.openxmlformats.org/drawingml/2006/wordprocessingDrawing" xmlns:wpc="http://schemas.microsoft.com/office/word/2010/wordprocessingCanvas" xmlns:wpg="http://schemas.microsoft.com/office/word/2010/wordprocessingGroup" xmlns:wpi="http://schemas.microsoft.com/office/word/2010/wordprocessingInk" xmlns:wps="http://schemas.microsoft.com/office/word/2010/wordprocessingShape" mc:Ignorable="w14 wp14">
+  <w:p>
+    <w:pPr>
+      <w:pStyle w:val="Header"/>
+    </w:pPr>
+  </w:p>
+</w:hdr>
+</file>
+
+<file path=word/header2.xml><?xml version="1.0" encoding="utf-8"?>
+<w:hdr xmlns:m="http://schemas.openxmlformats.org/officeDocument/2006/math" xmlns:mc="http://schemas.openxmlformats.org/markup-compatibility/2006" xmlns:mo="http://schemas.microsoft.com/office/mac/office/2008/main" xmlns:mv="urn:schemas-microsoft-com:mac:vml" xmlns:o="urn:schemas-microsoft-com:office:office" xmlns:r="http://schemas.openxmlformats.org/officeDocument/2006/relationships" xmlns:v="urn:schemas-microsoft-com:vml" xmlns:w10="urn:schemas-microsoft-com:office:word" xmlns:w14="http://schemas.microsoft.com/office/word/2010/wordml" xmlns:w="http://schemas.openxmlformats.org/wordprocessingml/2006/main" xmlns:wne="http://schemas.microsoft.com/office/word/2006/wordml" xmlns:wp14="http://schemas.microsoft.com/office/word/2010/wordprocessingDrawing" xmlns:wp="http://schemas.openxmlformats.org/drawingml/2006/wordprocessingDrawing" xmlns:wpc="http://schemas.microsoft.com/office/word/2010/wordprocessingCanvas" xmlns:wpg="http://schemas.microsoft.com/office/word/2010/wordprocessingGroup" xmlns:wpi="http://schemas.microsoft.com/office/word/2010/wordprocessingInk" xmlns:wps="http://schemas.microsoft.com/office/word/2010/wordprocessingShape" mc:Ignorable="w14 wp14">
+  <w:p>
+    <w:pPr>
+      <w:pStyle w:val="Header"/>
+    </w:pPr>
+  </w:p>
+</w:hdr>
 </file>
 
 <file path=word/numbering.xml><?xml version="1.0" encoding="utf-8"?>

--- a/docs/pack-commercial/ENTRETIEN-COLLABORATION_secretaire.docx
+++ b/docs/pack-commercial/ENTRETIEN-COLLABORATION_secretaire.docx
@@ -37,7 +37,7 @@
           <w:color w:val="6B6685"/>
           <w:sz w:val="20"/>
         </w:rPr>
-        <w:t>Adhésion Service externalisé des sinistres · IDEAFORMA · version 1.0 — août 2026</w:t>
+        <w:t xml:space="preserve">Gestion des litiges et déblocage de dossiers · MY EASY AUTO · version 1.0 — août 2026</w:t>
       </w:r>
     </w:p>
     <w:p>
@@ -79,7 +79,7 @@
           <w:b w:val="0"/>
           <w:sz w:val="21"/>
         </w:rPr>
-        <w:t>IDEAFORMA édite My Easy Auto, l'application qui gère les dossiers de sinistres des carrossiers, et vend aux garages des formules « application + Adhésion Service » : ADHÉSION SERVICE PLUS (10 h/mois), ADHÉSION SERVICE PREMIUM (20 h/mois), ADHÉSION SERVICE ULTIMATE (40 h/mois). Ce Adhésion Service, c'est vous : à distance, en toute indépendance, vous êtes l'assistante administrative d'un portefeuille de garages.</w:t>
+        <w:t xml:space="preserve">My Easy Auto est l'application qui gère les dossiers de sinistres des carrossiers ; l'éditeur vend aux garages des formules « application + Adhésion Service » : ADHÉSION SERVICE PLUS (10 h/mois), ADHÉSION SERVICE PREMIUM (20 h/mois), ADHÉSION SERVICE ULTIMATE (40 h/mois). Ce service, c'est vous : à distance, en toute indépendance, vous êtes le chargé de mission spécialisé dans la gestion des litiges d'un portefeuille de garages.</w:t>
       </w:r>
     </w:p>
     <w:tbl>
@@ -151,7 +151,7 @@
               <w:rPr>
                 <w:sz w:val="19"/>
               </w:rPr>
-              <w:t>Faire avancer chaque dossier de sinistre, de l'expertise au paiement, dans l'application, pour les garages qui vous sont affectés.</w:t>
+              <w:t xml:space="preserve">Débloquer les dossiers de sinistre qui traînent (impayés, litiges, relances), jusqu'au paiement, dans l'application, pour les garages qui vous sont affectés.</w:t>
             </w:r>
           </w:p>
         </w:tc>
@@ -168,7 +168,7 @@
                 <w:b/>
                 <w:sz w:val="19"/>
               </w:rPr>
-              <w:t>IDEAFORMA — le donneur d'ordre</w:t>
+              <w:t xml:space="preserve">MY EASY AUTO — le donneur d'ordre</w:t>
             </w:r>
           </w:p>
         </w:tc>
@@ -211,7 +211,7 @@
               <w:rPr>
                 <w:sz w:val="19"/>
               </w:rPr>
-              <w:t>Vous travaillez dans SON compte My Easy Auto, en lien direct avec le patron : ses dossiers, sa boîte mail, son agenda.</w:t>
+              <w:t xml:space="preserve">Vous travaillez dans SON compte My Easy Auto, en lien direct avec le patron : ses dossiers et les échanges utiles à leur déblocage.</w:t>
             </w:r>
           </w:p>
         </w:tc>
@@ -312,7 +312,7 @@
               <w:rPr>
                 <w:sz w:val="19"/>
               </w:rPr>
-              <w:t>Vous faites avancer chaque dossier de sinistre de l'expertise jusqu'au paiement, dans My Easy Auto, pour que le carrossier ne fasse que de la carrosserie : création des dossiers (import du rapport d'expertise lu par l'IA), devis et factures, signatures, relances des assurances et des experts, suivi des encaissements, agenda, boîte mail du garage.</w:t>
+              <w:t xml:space="preserve">Vous faites avancer chaque dossier de sinistre de l'expertise jusqu'au paiement, dans My Easy Auto, pour que le carrossier ne fasse que de la carrosserie : relances des assurances et des experts, impayés, litiges, pièces manquantes, suivi des encaissements jusqu'au paiement.</w:t>
             </w:r>
           </w:p>
         </w:tc>
@@ -333,7 +333,7 @@
           <w:b w:val="0"/>
           <w:sz w:val="21"/>
         </w:rPr>
-        <w:t>Le détail du métier — pipeline en 7 étapes, routine quotidienne, modèles de relances — est dans le GUIDE DU COLLABORATEUR, remis aujourd'hui, et repris lors de la formation.</w:t>
+        <w:t xml:space="preserve">Le détail du métier — pipeline en 7 étapes, bonnes pratiques, périmètre — est dans le GUIDE DU COLLABORATEUR, remis aujourd'hui, et repris lors de la formation.</w:t>
       </w:r>
     </w:p>
     <w:p>
@@ -368,7 +368,7 @@
         <w:rPr>
           <w:sz w:val="21"/>
         </w:rPr>
-        <w:t>vous êtes indépendante (micro-entrepreneur) : pas de lien de subordination, vous organisez librement votre temps et vos méthodes, vous restez libre de développer votre propre clientèle. Attestation URSSAF chaque année, RC professionnelle à la signature.</w:t>
+        <w:t xml:space="preserve">vous êtes indépendante (micro-entreprise) : pas de lien de subordination, vous organisez librement votre temps et vos méthodes, vous restez libre de développer votre propre clientèle. Attestation de vigilance URSSAF avant la première facture puis tous les six mois ; attestation RC professionnelle à la signature puis chaque année.</w:t>
       </w:r>
     </w:p>
     <w:p>
@@ -387,7 +387,7 @@
         <w:rPr>
           <w:sz w:val="21"/>
         </w:rPr>
-        <w:t>les garages vous sont affectés d'un commun accord et par écrit (annexe 1 du contrat, tenue à jour sur votre fiche). Vous pouvez refuser une affectation. Le volume indicatif = les heures du forfait de chaque garage (10, 20 ou 40 h par mois).</w:t>
+        <w:t xml:space="preserve">les garages vous sont affectés d'un commun accord et par écrit (annexe 1 du contrat, tenue à jour sur votre fiche). Vous pouvez refuser une affectation. Volume indicatif : les heures du forfait de chaque garage (10, 20 ou 40 h par mois), sans volume garanti.</w:t>
       </w:r>
     </w:p>
     <w:p>
@@ -721,7 +721,7 @@
         <w:rPr>
           <w:sz w:val="21"/>
         </w:rPr>
-        <w:t>elle est due pour chaque mensualité effectivement encaissée par IDEAFORMA auprès du garage. Le prix vendu et les remises consenties au garage ne changent RIEN à votre rémunération.</w:t>
+        <w:t xml:space="preserve">elle est due pour chaque mensualité effectivement encaissée par MY EASY AUTO auprès du garage. Le prix de vente et les remises consenties au garage ne changent RIEN à votre rémunération.</w:t>
       </w:r>
     </w:p>
     <w:p>
@@ -740,7 +740,7 @@
         <w:rPr>
           <w:sz w:val="21"/>
         </w:rPr>
-        <w:t>les heures hors forfait validées par le garage sont payées au même taux horaire.</w:t>
+        <w:t xml:space="preserve">les heures hors forfait, acceptées par vous et validées par écrit au préalable par le garage et l'éditeur, sont payées au même taux horaire.</w:t>
       </w:r>
     </w:p>
     <w:p>
@@ -788,13 +788,13 @@
           <w:b/>
           <w:sz w:val="21"/>
         </w:rPr>
-        <w:t xml:space="preserve">Fournis : </w:t>
+        <w:t xml:space="preserve">Fournis par l'éditeur : l'accès nominatif aux comptes de vos garages, la formation initiale et les modèles de documents.</w:t>
       </w:r>
       <w:r>
         <w:rPr>
           <w:sz w:val="21"/>
         </w:rPr>
-        <w:t>l'accès nominatif aux comptes de vos garages, la formation initiale et les modèles de documents — fournis par IDEAFORMA. Vous utilisez votre propre matériel et votre connexion.</w:t>
+        <w:t xml:space="preserve"> Vous utilisez votre propre matériel et votre connexion.</w:t>
       </w:r>
     </w:p>
     <w:p>
@@ -867,7 +867,7 @@
         <w:rPr>
           <w:sz w:val="21"/>
         </w:rPr>
-        <w:t>Présentation d'IDEAFORMA, de l'organisation et de la mission (parties 1 et 2).</w:t>
+        <w:t xml:space="preserve">Présentation de MY EASY AUTO, de l'organisation et de la mission (parties 1 et 2).</w:t>
       </w:r>
     </w:p>
     <w:p>
@@ -956,13 +956,13 @@
           <w:color w:val="7C3AED"/>
           <w:sz w:val="22"/>
         </w:rPr>
-        <w:t xml:space="preserve">☐  </w:t>
+        <w:t xml:space="preserve">☐ Attestation RC pro, justificatif d'immatriculation et attestation de vigilance URSSAF remis.</w:t>
       </w:r>
       <w:r>
         <w:rPr>
           <w:sz w:val="21"/>
         </w:rPr>
-        <w:t>Attestation RC pro et justificatif d'immatriculation remis.</w:t>
+        <w:t xml:space="preserve"/>
       </w:r>
     </w:p>
     <w:p>
@@ -1136,7 +1136,7 @@
           <w:color w:val="6B6685"/>
           <w:sz w:val="16"/>
         </w:rPr>
-        <w:t>IDEAFORMA — 144 Avenue Charles de Gaulle, 92200 Neuilly-sur-Seine · SIRET 993 125 335 00014 · contact@myeasyauto.fr · myeasyauto.fr · Document interne. Modèle indicatif, le contrat de prestation signé fait foi.</w:t>
+        <w:t xml:space="preserve">MY EASY AUTO — 144 Avenue Charles de Gaulle, 92200 Neuilly-sur-Seine · SIRET 993 125 335 00014 · contact@myeasyauto.fr · myeasyauto.fr · Document interne. Modèle indicatif, le contrat de prestation signé fait foi.</w:t>
       </w:r>
     </w:p>
     <w:sectPr>
